--- a/site/docs/ai-intake/platform-guide.docx
+++ b/site/docs/ai-intake/platform-guide.docx
@@ -557,6 +557,25 @@
       </w:r>
       <w:r>
         <w:t xml:space="preserve">) has no confirmed Flexera equivalent.</w:t>
+      </w:r>
+    </w:p>
+    <w:p>
+      <w:pPr>
+        <w:pStyle w:val="Heading2"/>
+      </w:pPr>
+      <w:r>
+        <w:t xml:space="preserve">Acquisition gate and approved-tools register</w:t>
+      </w:r>
+    </w:p>
+    <w:p>
+      <w:r>
+        <w:t xml:space="preserve">No source checked names a field for the acquisition gate result or an approved-AI-tools register in either product. Run the gate with </w:t>
+      </w:r>
+      <w:r>
+        <w:t xml:space="preserve">Acquisition gate checklist</w:t>
+      </w:r>
+      <w:r>
+        <w:t xml:space="preserve"> and keep the register as a filtered view of the AI inventory.</w:t>
       </w:r>
     </w:p>
     <w:p>
